--- a/monitor/SatoshiShield_Monitor_Report_Reading_Guide_v1_0.docx
+++ b/monitor/SatoshiShield_Monitor_Report_Reading_Guide_v1_0.docx
@@ -148,10 +148,7 @@
         <w:t xml:space="preserve">&lt;your-email&gt;</w:t>
       </w:r>
       <w:r>
-        <w:t xml:space="preserve"> stand in for values specific to your network. Replace them with your own when </w:t>
-      </w:r>
-      <w:r>
-        <w:t xml:space="preserve">applying the examples.</w:t>
+        <w:t xml:space="preserve"> stand in for values specific to your network. Replace them with your own when applying the examples.</w:t>
       </w:r>
     </w:p>
     <w:p>
@@ -911,10 +908,7 @@
         <w:t xml:space="preserve">ARE</w:t>
       </w:r>
       <w:r>
-        <w:t xml:space="preserve"> in the SatoshiShield blocklist but still appeared in Pi-hole query logs. </w:t>
-      </w:r>
-      <w:r>
-        <w:t xml:space="preserve">These were dropped — but the attempt happened.</w:t>
+        <w:t xml:space="preserve"> in the SatoshiShield blocklist but still appeared in Pi-hole query logs. These were dropped — but the attempt happened.</w:t>
       </w:r>
     </w:p>
     <w:p>
@@ -4721,7 +4715,7 @@
           <w:sz w:val="18"/>
           <w:szCs w:val="18"/>
         </w:rPr>
-        <w:t xml:space="preserve">github.com/cypherpilgrim/satoshishield  •  Companion to Monitor Deployment Guide v1.0</w:t>
+        <w:t xml:space="preserve">github.com/cypherpilgrim/satoshishield  •  Companion to Monitor Deployment Guide v1.4</w:t>
       </w:r>
     </w:p>
     <w:sectPr>
